--- a/backend/word_templates/自有资金/材料（设备）采购/补充协议/1.合同文件呈批表.docx
+++ b/backend/word_templates/自有资金/材料（设备）采购/补充协议/1.合同文件呈批表.docx
@@ -71,7 +71,7 @@
       <w:r>
         <w:rPr>
           <w:rFonts w:hint="eastAsia" w:ascii="仿宋_GB2312" w:hAnsi="仿宋_GB2312" w:eastAsia="仿宋_GB2312" w:cs="仿宋_GB2312"/>
-          <w:color w:val="auto"/>
+          <w:color w:val="0000FF"/>
           <w:sz w:val="24"/>
           <w:szCs w:val="24"/>
           <w:lang w:val="en-US" w:eastAsia="zh-CN"/>
@@ -193,7 +193,7 @@
               <w:rPr>
                 <w:rFonts w:hint="eastAsia" w:ascii="仿宋_GB2312" w:hAnsi="仿宋_GB2312" w:eastAsia="仿宋_GB2312" w:cs="仿宋_GB2312"/>
                 <w:snapToGrid w:val="0"/>
-                <w:color w:val="auto"/>
+                <w:color w:val="0000FF"/>
                 <w:kern w:val="0"/>
                 <w:sz w:val="22"/>
                 <w:szCs w:val="22"/>
@@ -255,16 +255,16 @@
               <w:jc w:val="center"/>
               <w:rPr>
                 <w:rFonts w:hint="default" w:ascii="仿宋_GB2312" w:hAnsi="仿宋_GB2312" w:eastAsia="仿宋_GB2312" w:cs="仿宋_GB2312"/>
-                <w:color w:val="auto"/>
-                <w:sz w:val="24"/>
-                <w:szCs w:val="24"/>
-                <w:lang w:val="en-US" w:eastAsia="zh-CN"/>
-              </w:rPr>
-            </w:pPr>
-            <w:r>
-              <w:rPr>
-                <w:rFonts w:hint="eastAsia" w:ascii="仿宋_GB2312" w:hAnsi="仿宋_GB2312" w:eastAsia="仿宋_GB2312" w:cs="仿宋_GB2312"/>
-                <w:color w:val="auto"/>
+                <w:color w:val="0000FF"/>
+                <w:sz w:val="24"/>
+                <w:szCs w:val="24"/>
+                <w:lang w:val="en-US" w:eastAsia="zh-CN"/>
+              </w:rPr>
+            </w:pPr>
+            <w:r>
+              <w:rPr>
+                <w:rFonts w:hint="eastAsia" w:ascii="仿宋_GB2312" w:hAnsi="仿宋_GB2312" w:eastAsia="仿宋_GB2312" w:cs="仿宋_GB2312"/>
+                <w:color w:val="0000FF"/>
                 <w:sz w:val="24"/>
                 <w:szCs w:val="24"/>
                 <w:lang w:val="en-US" w:eastAsia="zh-CN"/>
@@ -359,27 +359,13 @@
               <w:rPr>
                 <w:rFonts w:hint="eastAsia" w:ascii="仿宋_GB2312" w:hAnsi="仿宋_GB2312" w:eastAsia="仿宋_GB2312" w:cs="仿宋_GB2312"/>
                 <w:snapToGrid w:val="0"/>
-                <w:color w:val="auto"/>
+                <w:color w:val="0000FF"/>
                 <w:kern w:val="0"/>
                 <w:sz w:val="24"/>
                 <w:szCs w:val="24"/>
                 <w:lang w:val="en-US" w:eastAsia="zh-CN" w:bidi="ar-SA"/>
               </w:rPr>
-              <w:t>{{chengjiao_jine1</w:t>
-            </w:r>
-            <w:bookmarkStart w:id="0" w:name="_GoBack"/>
-            <w:bookmarkEnd w:id="0"/>
-            <w:r>
-              <w:rPr>
-                <w:rFonts w:hint="eastAsia" w:ascii="仿宋_GB2312" w:hAnsi="仿宋_GB2312" w:eastAsia="仿宋_GB2312" w:cs="仿宋_GB2312"/>
-                <w:snapToGrid w:val="0"/>
-                <w:color w:val="auto"/>
-                <w:kern w:val="0"/>
-                <w:sz w:val="24"/>
-                <w:szCs w:val="24"/>
-                <w:lang w:val="en-US" w:eastAsia="zh-CN" w:bidi="ar-SA"/>
-              </w:rPr>
-              <w:t>}}</w:t>
+              <w:t>{{chengjiao_jine}}</w:t>
             </w:r>
             <w:r>
               <w:rPr>
@@ -523,7 +509,7 @@
             <w:r>
               <w:rPr>
                 <w:rFonts w:hint="eastAsia" w:hAnsi="宋体" w:cs="Times New Roman"/>
-                <w:color w:val="000000"/>
+                <w:color w:val="0000FF"/>
                 <w:sz w:val="24"/>
                 <w:szCs w:val="24"/>
                 <w:lang w:val="en-US" w:eastAsia="zh-CN"/>
@@ -574,16 +560,16 @@
               <w:jc w:val="center"/>
               <w:rPr>
                 <w:rFonts w:hint="default" w:ascii="仿宋_GB2312" w:hAnsi="仿宋_GB2312" w:eastAsia="仿宋_GB2312" w:cs="仿宋_GB2312"/>
-                <w:color w:val="auto"/>
-                <w:sz w:val="24"/>
-                <w:szCs w:val="24"/>
-                <w:lang w:val="en-US" w:eastAsia="zh-CN"/>
-              </w:rPr>
-            </w:pPr>
-            <w:r>
-              <w:rPr>
-                <w:rFonts w:hint="eastAsia" w:ascii="仿宋_GB2312" w:hAnsi="仿宋_GB2312" w:eastAsia="仿宋_GB2312" w:cs="仿宋_GB2312"/>
-                <w:color w:val="auto"/>
+                <w:color w:val="0000FF"/>
+                <w:sz w:val="24"/>
+                <w:szCs w:val="24"/>
+                <w:lang w:val="en-US" w:eastAsia="zh-CN"/>
+              </w:rPr>
+            </w:pPr>
+            <w:r>
+              <w:rPr>
+                <w:rFonts w:hint="eastAsia" w:ascii="仿宋_GB2312" w:hAnsi="仿宋_GB2312" w:eastAsia="仿宋_GB2312" w:cs="仿宋_GB2312"/>
+                <w:color w:val="0000FF"/>
                 <w:sz w:val="24"/>
                 <w:szCs w:val="24"/>
                 <w:lang w:val="en-US" w:eastAsia="zh-CN"/>
@@ -691,7 +677,7 @@
               <w:ind w:firstLine="700" w:firstLineChars="292"/>
               <w:rPr>
                 <w:rFonts w:hint="eastAsia" w:hAnsi="宋体"/>
-                <w:color w:val="000000"/>
+                <w:color w:val="0000FF"/>
                 <w:sz w:val="24"/>
                 <w:szCs w:val="24"/>
                 <w:highlight w:val="none"/>
@@ -701,7 +687,7 @@
             <w:r>
               <w:rPr>
                 <w:rFonts w:hint="eastAsia" w:hAnsi="宋体" w:cs="Times New Roman"/>
-                <w:color w:val="000000"/>
+                <w:color w:val="0000FF"/>
                 <w:sz w:val="24"/>
                 <w:szCs w:val="24"/>
                 <w:highlight w:val="none"/>
@@ -743,7 +729,7 @@
               <w:ind w:firstLine="700" w:firstLineChars="292"/>
               <w:rPr>
                 <w:rFonts w:hint="eastAsia" w:hAnsi="宋体" w:cs="Times New Roman"/>
-                <w:color w:val="000000"/>
+                <w:color w:val="0000FF"/>
                 <w:sz w:val="24"/>
                 <w:szCs w:val="24"/>
                 <w:highlight w:val="none"/>
@@ -752,7 +738,7 @@
             <w:r>
               <w:rPr>
                 <w:rFonts w:hint="eastAsia" w:hAnsi="宋体" w:cs="Times New Roman"/>
-                <w:color w:val="000000"/>
+                <w:color w:val="0000FF"/>
                 <w:sz w:val="24"/>
                 <w:szCs w:val="24"/>
                 <w:highlight w:val="none"/>
@@ -808,6 +794,7 @@
                 <w:rFonts w:hint="eastAsia"/>
                 <w:b w:val="0"/>
                 <w:bCs/>
+                <w:color w:val="0000FF"/>
                 <w:sz w:val="24"/>
                 <w:szCs w:val="32"/>
                 <w:vertAlign w:val="baseline"/>
@@ -946,13 +933,46 @@
             <w:r>
               <w:rPr>
                 <w:rFonts w:hint="eastAsia" w:hAnsi="宋体" w:cs="Times New Roman"/>
+                <w:color w:val="0000FF"/>
+                <w:sz w:val="24"/>
+                <w:szCs w:val="24"/>
+                <w:highlight w:val="none"/>
+                <w:lang w:val="en-US" w:eastAsia="zh-CN"/>
+              </w:rPr>
+              <w:t>{{gong_cheng_ming}}</w:t>
+            </w:r>
+            <w:r>
+              <w:rPr>
+                <w:rFonts w:hint="eastAsia" w:hAnsi="宋体" w:cs="Times New Roman"/>
                 <w:color w:val="000000"/>
                 <w:sz w:val="24"/>
                 <w:szCs w:val="24"/>
                 <w:highlight w:val="none"/>
                 <w:lang w:val="en-US" w:eastAsia="zh-CN"/>
               </w:rPr>
-              <w:t>{{gong_cheng_ming}}根据工程实际情况，与{{rank1}}签订补充协议。</w:t>
+              <w:t>根据工程实际情况，经过补充协议流程，与</w:t>
+            </w:r>
+            <w:r>
+              <w:rPr>
+                <w:rFonts w:hint="eastAsia" w:hAnsi="宋体" w:cs="Times New Roman"/>
+                <w:color w:val="0000FF"/>
+                <w:sz w:val="24"/>
+                <w:szCs w:val="24"/>
+                <w:highlight w:val="none"/>
+                <w:lang w:val="en-US" w:eastAsia="zh-CN"/>
+              </w:rPr>
+              <w:t>{{rank1}}</w:t>
+            </w:r>
+            <w:r>
+              <w:rPr>
+                <w:rFonts w:hint="eastAsia" w:hAnsi="宋体" w:cs="Times New Roman"/>
+                <w:color w:val="000000"/>
+                <w:sz w:val="24"/>
+                <w:szCs w:val="24"/>
+                <w:highlight w:val="none"/>
+                <w:lang w:val="en-US" w:eastAsia="zh-CN"/>
+              </w:rPr>
+              <w:t>签订补充协议。</w:t>
             </w:r>
           </w:p>
           <w:p>
@@ -980,6 +1000,8 @@
                 <w:color w:val="auto"/>
               </w:rPr>
             </w:pPr>
+            <w:bookmarkStart w:id="0" w:name="_GoBack"/>
+            <w:bookmarkEnd w:id="0"/>
             <w:r>
               <w:rPr>
                 <w:rFonts w:hint="eastAsia" w:hAnsi="仿宋_GB2312" w:cs="仿宋_GB2312"/>
